--- a/docs/Rapport_V3_NK.docx
+++ b/docs/Rapport_V3_NK.docx
@@ -1038,7 +1038,7 @@
               </wp:anchor>
             </w:drawing>
           </mc:Choice>
-          <mc:Fallback xmlns:w16sdtfl="http://schemas.microsoft.com/office/word/2024/wordml/sdtformatlock" xmlns:w16du="http://schemas.microsoft.com/office/word/2023/wordml/word16du" xmlns:oel="http://schemas.microsoft.com/office/2019/extlst">
+          <mc:Fallback xmlns:oel="http://schemas.microsoft.com/office/2019/extlst" xmlns:w16du="http://schemas.microsoft.com/office/word/2023/wordml/word16du" xmlns:w16sdtfl="http://schemas.microsoft.com/office/word/2024/wordml/sdtformatlock">
             <w:pict>
               <v:shape w14:anchorId="03C6D88E" id="Graphic 5" o:spid="_x0000_s1026" style="position:absolute;margin-left:0;margin-top:0;width:595.35pt;height:15.8pt;z-index:251659264;visibility:visible;mso-wrap-style:square;mso-wrap-distance-left:0;mso-wrap-distance-top:0;mso-wrap-distance-right:0;mso-wrap-distance-bottom:0;mso-position-horizontal:absolute;mso-position-horizontal-relative:page;mso-position-vertical:absolute;mso-position-vertical-relative:page;v-text-anchor:top" coordsize="7560945,200660" o:gfxdata="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" path="m,200659r7560564,l7560564,,,,,200659xe" fillcolor="#2e5496" stroked="f">
                 <v:path arrowok="t"/>
@@ -1126,7 +1126,7 @@
               </wp:anchor>
             </w:drawing>
           </mc:Choice>
-          <mc:Fallback xmlns:w16sdtfl="http://schemas.microsoft.com/office/word/2024/wordml/sdtformatlock" xmlns:w16du="http://schemas.microsoft.com/office/word/2023/wordml/word16du" xmlns:oel="http://schemas.microsoft.com/office/2019/extlst">
+          <mc:Fallback xmlns:oel="http://schemas.microsoft.com/office/2019/extlst" xmlns:w16du="http://schemas.microsoft.com/office/word/2023/wordml/word16du" xmlns:w16sdtfl="http://schemas.microsoft.com/office/word/2024/wordml/sdtformatlock">
             <w:pict>
               <v:shape w14:anchorId="7AF9716D" id="Graphic 6" o:spid="_x0000_s1026" style="position:absolute;margin-left:0;margin-top:826.65pt;width:595.35pt;height:15.3pt;z-index:251660288;visibility:visible;mso-wrap-style:square;mso-wrap-distance-left:0;mso-wrap-distance-top:0;mso-wrap-distance-right:0;mso-wrap-distance-bottom:0;mso-position-horizontal:absolute;mso-position-horizontal-relative:page;mso-position-vertical:absolute;mso-position-vertical-relative:page;v-text-anchor:top" coordsize="7560945,194310" o:gfxdata="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" path="m7560564,l,,,193926r7560564,l7560564,xe" fillcolor="#2e5496" stroked="f">
                 <v:path arrowok="t"/>
@@ -6752,7 +6752,7 @@
                     </wp:inline>
                   </w:drawing>
                 </mc:Choice>
-                <mc:Fallback xmlns:w16sdtfl="http://schemas.microsoft.com/office/word/2024/wordml/sdtformatlock" xmlns:w16du="http://schemas.microsoft.com/office/word/2023/wordml/word16du" xmlns:oel="http://schemas.microsoft.com/office/2019/extlst">
+                <mc:Fallback xmlns:oel="http://schemas.microsoft.com/office/2019/extlst" xmlns:w16du="http://schemas.microsoft.com/office/word/2023/wordml/word16du" xmlns:w16sdtfl="http://schemas.microsoft.com/office/word/2024/wordml/sdtformatlock">
                   <w:pict>
                     <v:group w14:anchorId="1BB8964F" id="Group 10" o:spid="_x0000_s1026" style="width:456.55pt;height:2.2pt;mso-position-horizontal-relative:char;mso-position-vertical-relative:line" coordsize="57981,279" o:gfxdata="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">
                       <v:shape id="Graphic 11" o:spid="_x0000_s1027" style="position:absolute;width:57981;height:279;visibility:visible;mso-wrap-style:square;v-text-anchor:top" coordsize="5798185,27940" o:gfxdata="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" path="m5798184,l,,,27432r5798184,l5798184,xe" fillcolor="black" stroked="f">
@@ -6993,7 +6993,7 @@
                     </wp:inline>
                   </w:drawing>
                 </mc:Choice>
-                <mc:Fallback xmlns:w16sdtfl="http://schemas.microsoft.com/office/word/2024/wordml/sdtformatlock" xmlns:w16du="http://schemas.microsoft.com/office/word/2023/wordml/word16du" xmlns:oel="http://schemas.microsoft.com/office/2019/extlst">
+                <mc:Fallback xmlns:oel="http://schemas.microsoft.com/office/2019/extlst" xmlns:w16du="http://schemas.microsoft.com/office/word/2023/wordml/word16du" xmlns:w16sdtfl="http://schemas.microsoft.com/office/word/2024/wordml/sdtformatlock">
                   <w:pict>
                     <v:group w14:anchorId="674006AE" id="Group 10" o:spid="_x0000_s1026" style="width:456.55pt;height:2.2pt;mso-position-horizontal-relative:char;mso-position-vertical-relative:line" coordsize="57981,279" o:gfxdata="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">
                       <v:shape id="Graphic 11" o:spid="_x0000_s1027" style="position:absolute;width:57981;height:279;visibility:visible;mso-wrap-style:square;v-text-anchor:top" coordsize="5798185,27940" o:gfxdata="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" path="m5798184,l,,,27432r5798184,l5798184,xe" fillcolor="black" stroked="f">
@@ -9292,7 +9292,7 @@
                     </wp:inline>
                   </w:drawing>
                 </mc:Choice>
-                <mc:Fallback xmlns:w16sdtfl="http://schemas.microsoft.com/office/word/2024/wordml/sdtformatlock" xmlns:w16du="http://schemas.microsoft.com/office/word/2023/wordml/word16du" xmlns:oel="http://schemas.microsoft.com/office/2019/extlst">
+                <mc:Fallback xmlns:oel="http://schemas.microsoft.com/office/2019/extlst" xmlns:w16du="http://schemas.microsoft.com/office/word/2023/wordml/word16du" xmlns:w16sdtfl="http://schemas.microsoft.com/office/word/2024/wordml/sdtformatlock">
                   <w:pict>
                     <v:group w14:anchorId="22AED03D" id="Group 10" o:spid="_x0000_s1026" style="width:456.55pt;height:2.2pt;mso-position-horizontal-relative:char;mso-position-vertical-relative:line" coordsize="57981,279" o:gfxdata="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">
                       <v:shape id="Graphic 11" o:spid="_x0000_s1027" style="position:absolute;width:57981;height:279;visibility:visible;mso-wrap-style:square;v-text-anchor:top" coordsize="5798185,27940" o:gfxdata="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" path="m5798184,l,,,27432r5798184,l5798184,xe" fillcolor="black" stroked="f">
@@ -9481,7 +9481,7 @@
                     </wp:inline>
                   </w:drawing>
                 </mc:Choice>
-                <mc:Fallback xmlns:w16sdtfl="http://schemas.microsoft.com/office/word/2024/wordml/sdtformatlock" xmlns:w16du="http://schemas.microsoft.com/office/word/2023/wordml/word16du" xmlns:oel="http://schemas.microsoft.com/office/2019/extlst">
+                <mc:Fallback xmlns:oel="http://schemas.microsoft.com/office/2019/extlst" xmlns:w16du="http://schemas.microsoft.com/office/word/2023/wordml/word16du" xmlns:w16sdtfl="http://schemas.microsoft.com/office/word/2024/wordml/sdtformatlock">
                   <w:pict>
                     <v:group w14:anchorId="5C76F463" id="Group 10" o:spid="_x0000_s1026" style="width:456.55pt;height:2.2pt;mso-position-horizontal-relative:char;mso-position-vertical-relative:line" coordsize="57981,279" o:gfxdata="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">
                       <v:shape id="Graphic 11" o:spid="_x0000_s1027" style="position:absolute;width:57981;height:279;visibility:visible;mso-wrap-style:square;v-text-anchor:top" coordsize="5798185,27940" o:gfxdata="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" path="m5798184,l,,,27432r5798184,l5798184,xe" fillcolor="black" stroked="f">
@@ -13838,7 +13838,7 @@
               </wp:inline>
             </w:drawing>
           </mc:Choice>
-          <mc:Fallback xmlns:w16sdtfl="http://schemas.microsoft.com/office/word/2024/wordml/sdtformatlock" xmlns:w16du="http://schemas.microsoft.com/office/word/2023/wordml/word16du" xmlns:oel="http://schemas.microsoft.com/office/2019/extlst">
+          <mc:Fallback xmlns:oel="http://schemas.microsoft.com/office/2019/extlst" xmlns:w16du="http://schemas.microsoft.com/office/word/2023/wordml/word16du" xmlns:w16sdtfl="http://schemas.microsoft.com/office/word/2024/wordml/sdtformatlock">
             <w:pict>
               <v:group w14:anchorId="436FBFE4" id="Group 10" o:spid="_x0000_s1026" style="width:456.55pt;height:2.2pt;mso-position-horizontal-relative:char;mso-position-vertical-relative:line" coordsize="57981,279" o:gfxdata="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">
                 <v:shape id="Graphic 11" o:spid="_x0000_s1027" style="position:absolute;width:57981;height:279;visibility:visible;mso-wrap-style:square;v-text-anchor:top" coordsize="5798185,27940" o:gfxdata="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" path="m5798184,l,,,27432r5798184,l5798184,xe" fillcolor="black" stroked="f">
@@ -14020,7 +14020,7 @@
               </wp:anchor>
             </w:drawing>
           </mc:Choice>
-          <mc:Fallback xmlns:w16sdtfl="http://schemas.microsoft.com/office/word/2024/wordml/sdtformatlock" xmlns:w16du="http://schemas.microsoft.com/office/word/2023/wordml/word16du" xmlns:oel="http://schemas.microsoft.com/office/2019/extlst">
+          <mc:Fallback xmlns:oel="http://schemas.microsoft.com/office/2019/extlst" xmlns:w16du="http://schemas.microsoft.com/office/word/2023/wordml/word16du" xmlns:w16sdtfl="http://schemas.microsoft.com/office/word/2024/wordml/sdtformatlock">
             <w:pict>
               <v:shape w14:anchorId="6004F0DE" id="Graphic 12" o:spid="_x0000_s1026" style="position:absolute;margin-left:69.4pt;margin-top:19.9pt;width:456.55pt;height:2.2pt;z-index:-251654144;visibility:visible;mso-wrap-style:square;mso-wrap-distance-left:0;mso-wrap-distance-top:0;mso-wrap-distance-right:0;mso-wrap-distance-bottom:0;mso-position-horizontal:absolute;mso-position-horizontal-relative:page;mso-position-vertical:absolute;mso-position-vertical-relative:text;v-text-anchor:top" coordsize="5798185,27940" o:gfxdata="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" path="m5798184,l,,,27432r5798184,l5798184,xe" fillcolor="black" stroked="f">
                 <v:path arrowok="t"/>
@@ -21187,7 +21187,7 @@
               </wp:inline>
             </w:drawing>
           </mc:Choice>
-          <mc:Fallback xmlns:w16sdtfl="http://schemas.microsoft.com/office/word/2024/wordml/sdtformatlock" xmlns:w16du="http://schemas.microsoft.com/office/word/2023/wordml/word16du" xmlns:oel="http://schemas.microsoft.com/office/2019/extlst">
+          <mc:Fallback xmlns:oel="http://schemas.microsoft.com/office/2019/extlst" xmlns:w16du="http://schemas.microsoft.com/office/word/2023/wordml/word16du" xmlns:w16sdtfl="http://schemas.microsoft.com/office/word/2024/wordml/sdtformatlock">
             <w:pict>
               <v:group w14:anchorId="59B635B1" id="Group 10" o:spid="_x0000_s1026" style="width:456.55pt;height:2.2pt;mso-position-horizontal-relative:char;mso-position-vertical-relative:line" coordsize="57981,279" o:gfxdata="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">
                 <v:shape id="Graphic 11" o:spid="_x0000_s1027" style="position:absolute;width:57981;height:279;visibility:visible;mso-wrap-style:square;v-text-anchor:top" coordsize="5798185,27940" o:gfxdata="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" path="m5798184,l,,,27432r5798184,l5798184,xe" fillcolor="black" stroked="f">
@@ -21333,7 +21333,7 @@
               </wp:inline>
             </w:drawing>
           </mc:Choice>
-          <mc:Fallback xmlns:w16sdtfl="http://schemas.microsoft.com/office/word/2024/wordml/sdtformatlock" xmlns:w16du="http://schemas.microsoft.com/office/word/2023/wordml/word16du" xmlns:oel="http://schemas.microsoft.com/office/2019/extlst">
+          <mc:Fallback xmlns:oel="http://schemas.microsoft.com/office/2019/extlst" xmlns:w16du="http://schemas.microsoft.com/office/word/2023/wordml/word16du" xmlns:w16sdtfl="http://schemas.microsoft.com/office/word/2024/wordml/sdtformatlock">
             <w:pict>
               <v:group w14:anchorId="584ABF9E" id="Group 10" o:spid="_x0000_s1026" style="width:456.55pt;height:2.2pt;mso-position-horizontal-relative:char;mso-position-vertical-relative:line" coordsize="57981,279" o:gfxdata="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">
                 <v:shape id="Graphic 11" o:spid="_x0000_s1027" style="position:absolute;width:57981;height:279;visibility:visible;mso-wrap-style:square;v-text-anchor:top" coordsize="5798185,27940" o:gfxdata="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" path="m5798184,l,,,27432r5798184,l5798184,xe" fillcolor="black" stroked="f">
@@ -27781,6 +27781,225 @@
         </w:rPr>
       </w:pPr>
     </w:p>
+    <w:p>
+      <w:pPr>
+        <w:pStyle w:val="Heading1"/>
+      </w:pPr>
+      <w:r>
+        <w:rPr>
+          <w:rStyle w:val="Heading1Char"/>
+          <w:noProof/>
+        </w:rPr>
+        <mc:AlternateContent>
+          <mc:Choice Requires="wpg">
+            <w:drawing>
+              <wp:inline distT="0" distB="0" distL="0" distR="0" wp14:anchorId="55F331E0" wp14:editId="6DCD48B2">
+                <wp:extent cx="5798185" cy="27940"/>
+                <wp:effectExtent l="0" t="0" r="0" b="0"/>
+                <wp:docPr id="14" name="Group 10"/>
+                <wp:cNvGraphicFramePr>
+                  <a:graphicFrameLocks xmlns:a="http://schemas.openxmlformats.org/drawingml/2006/main"/>
+                </wp:cNvGraphicFramePr>
+                <a:graphic xmlns:a="http://schemas.openxmlformats.org/drawingml/2006/main">
+                  <a:graphicData uri="http://schemas.microsoft.com/office/word/2010/wordprocessingGroup">
+                    <wpg:wgp>
+                      <wpg:cNvGrpSpPr>
+                        <a:grpSpLocks/>
+                      </wpg:cNvGrpSpPr>
+                      <wpg:grpSpPr>
+                        <a:xfrm>
+                          <a:off x="0" y="0"/>
+                          <a:ext cx="5798185" cy="27940"/>
+                          <a:chOff x="0" y="0"/>
+                          <a:chExt cx="5798185" cy="27940"/>
+                        </a:xfrm>
+                      </wpg:grpSpPr>
+                      <wps:wsp>
+                        <wps:cNvPr id="19" name="Graphic 11"/>
+                        <wps:cNvSpPr/>
+                        <wps:spPr>
+                          <a:xfrm>
+                            <a:off x="0" y="0"/>
+                            <a:ext cx="5798185" cy="27940"/>
+                          </a:xfrm>
+                          <a:custGeom>
+                            <a:avLst/>
+                            <a:gdLst/>
+                            <a:ahLst/>
+                            <a:cxnLst/>
+                            <a:rect l="l" t="t" r="r" b="b"/>
+                            <a:pathLst>
+                              <a:path w="5798185" h="27940">
+                                <a:moveTo>
+                                  <a:pt x="5798184" y="0"/>
+                                </a:moveTo>
+                                <a:lnTo>
+                                  <a:pt x="0" y="0"/>
+                                </a:lnTo>
+                                <a:lnTo>
+                                  <a:pt x="0" y="27432"/>
+                                </a:lnTo>
+                                <a:lnTo>
+                                  <a:pt x="5798184" y="27432"/>
+                                </a:lnTo>
+                                <a:lnTo>
+                                  <a:pt x="5798184" y="0"/>
+                                </a:lnTo>
+                                <a:close/>
+                              </a:path>
+                            </a:pathLst>
+                          </a:custGeom>
+                          <a:solidFill>
+                            <a:srgbClr val="000000"/>
+                          </a:solidFill>
+                        </wps:spPr>
+                        <wps:bodyPr wrap="square" lIns="0" tIns="0" rIns="0" bIns="0" rtlCol="0">
+                          <a:prstTxWarp prst="textNoShape">
+                            <a:avLst/>
+                          </a:prstTxWarp>
+                          <a:noAutofit/>
+                        </wps:bodyPr>
+                      </wps:wsp>
+                    </wpg:wgp>
+                  </a:graphicData>
+                </a:graphic>
+              </wp:inline>
+            </w:drawing>
+          </mc:Choice>
+          <mc:Fallback>
+            <w:pict>
+              <v:group w14:anchorId="5ACBB8BD" id="Group 10" o:spid="_x0000_s1026" style="width:456.55pt;height:2.2pt;mso-position-horizontal-relative:char;mso-position-vertical-relative:line" coordsize="57981,279" o:gfxdata="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">
+                <v:shape id="Graphic 11" o:spid="_x0000_s1027" style="position:absolute;width:57981;height:279;visibility:visible;mso-wrap-style:square;v-text-anchor:top" coordsize="5798185,27940" o:gfxdata="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" path="m5798184,l,,,27432r5798184,l5798184,xe" fillcolor="black" stroked="f">
+                  <v:path arrowok="t"/>
+                </v:shape>
+                <w10:anchorlock/>
+              </v:group>
+            </w:pict>
+          </mc:Fallback>
+        </mc:AlternateContent>
+      </w:r>
+      <w:r>
+        <w:rPr>
+          <w:rStyle w:val="Heading1Char"/>
+        </w:rPr>
+        <w:t xml:space="preserve">CHAPITRE 3 : </w:t>
+      </w:r>
+      <w:r>
+        <w:rPr>
+          <w:rStyle w:val="Heading1Char"/>
+        </w:rPr>
+        <w:t>Architecture</w:t>
+      </w:r>
+      <w:r>
+        <w:rPr>
+          <w:noProof/>
+        </w:rPr>
+        <mc:AlternateContent>
+          <mc:Choice Requires="wpg">
+            <w:drawing>
+              <wp:inline distT="0" distB="0" distL="0" distR="0" wp14:anchorId="776ACB33" wp14:editId="57024B27">
+                <wp:extent cx="5798185" cy="27940"/>
+                <wp:effectExtent l="0" t="0" r="4445" b="0"/>
+                <wp:docPr id="20" name="Group 10"/>
+                <wp:cNvGraphicFramePr>
+                  <a:graphicFrameLocks xmlns:a="http://schemas.openxmlformats.org/drawingml/2006/main"/>
+                </wp:cNvGraphicFramePr>
+                <a:graphic xmlns:a="http://schemas.openxmlformats.org/drawingml/2006/main">
+                  <a:graphicData uri="http://schemas.microsoft.com/office/word/2010/wordprocessingGroup">
+                    <wpg:wgp>
+                      <wpg:cNvGrpSpPr>
+                        <a:grpSpLocks/>
+                      </wpg:cNvGrpSpPr>
+                      <wpg:grpSpPr>
+                        <a:xfrm>
+                          <a:off x="0" y="0"/>
+                          <a:ext cx="5798185" cy="27940"/>
+                          <a:chOff x="0" y="0"/>
+                          <a:chExt cx="5798185" cy="27940"/>
+                        </a:xfrm>
+                      </wpg:grpSpPr>
+                      <wps:wsp>
+                        <wps:cNvPr id="22" name="Graphic 11"/>
+                        <wps:cNvSpPr/>
+                        <wps:spPr>
+                          <a:xfrm>
+                            <a:off x="0" y="0"/>
+                            <a:ext cx="5798185" cy="27940"/>
+                          </a:xfrm>
+                          <a:custGeom>
+                            <a:avLst/>
+                            <a:gdLst/>
+                            <a:ahLst/>
+                            <a:cxnLst/>
+                            <a:rect l="l" t="t" r="r" b="b"/>
+                            <a:pathLst>
+                              <a:path w="5798185" h="27940">
+                                <a:moveTo>
+                                  <a:pt x="5798184" y="0"/>
+                                </a:moveTo>
+                                <a:lnTo>
+                                  <a:pt x="0" y="0"/>
+                                </a:lnTo>
+                                <a:lnTo>
+                                  <a:pt x="0" y="27432"/>
+                                </a:lnTo>
+                                <a:lnTo>
+                                  <a:pt x="5798184" y="27432"/>
+                                </a:lnTo>
+                                <a:lnTo>
+                                  <a:pt x="5798184" y="0"/>
+                                </a:lnTo>
+                                <a:close/>
+                              </a:path>
+                            </a:pathLst>
+                          </a:custGeom>
+                          <a:solidFill>
+                            <a:srgbClr val="000000"/>
+                          </a:solidFill>
+                        </wps:spPr>
+                        <wps:bodyPr wrap="square" lIns="0" tIns="0" rIns="0" bIns="0" rtlCol="0">
+                          <a:prstTxWarp prst="textNoShape">
+                            <a:avLst/>
+                          </a:prstTxWarp>
+                          <a:noAutofit/>
+                        </wps:bodyPr>
+                      </wps:wsp>
+                    </wpg:wgp>
+                  </a:graphicData>
+                </a:graphic>
+              </wp:inline>
+            </w:drawing>
+          </mc:Choice>
+          <mc:Fallback>
+            <w:pict>
+              <v:group w14:anchorId="652D277E" id="Group 10" o:spid="_x0000_s1026" style="width:456.55pt;height:2.2pt;mso-position-horizontal-relative:char;mso-position-vertical-relative:line" coordsize="57981,279" o:gfxdata="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">
+                <v:shape id="Graphic 11" o:spid="_x0000_s1027" style="position:absolute;width:57981;height:279;visibility:visible;mso-wrap-style:square;v-text-anchor:top" coordsize="5798185,27940" o:gfxdata="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" path="m5798184,l,,,27432r5798184,l5798184,xe" fillcolor="black" stroked="f">
+                  <v:path arrowok="t"/>
+                </v:shape>
+                <w10:anchorlock/>
+              </v:group>
+            </w:pict>
+          </mc:Fallback>
+        </mc:AlternateContent>
+      </w:r>
+    </w:p>
+    <w:p>
+      <w:r>
+        <w:t>Xxx</w:t>
+      </w:r>
+    </w:p>
+    <w:p/>
+    <w:p>
+      <w:pPr>
+        <w:rPr>
+          <w:sz w:val="40"/>
+          <w:szCs w:val="40"/>
+        </w:rPr>
+      </w:pPr>
+      <w:r>
+        <w:br w:type="page"/>
+      </w:r>
+    </w:p>
     <w:bookmarkStart w:id="162" w:name="_Toc201168318"/>
     <w:bookmarkStart w:id="163" w:name="_Toc232736157"/>
     <w:p>
@@ -27790,7 +28009,9 @@
       <w:r>
         <w:rPr>
           <w:rStyle w:val="Heading1Char"/>
-        </w:rPr>
+          <w:noProof/>
+        </w:rPr>
+        <w:lastRenderedPageBreak/>
         <mc:AlternateContent>
           <mc:Choice Requires="wpg">
             <w:drawing>
@@ -27867,7 +28088,7 @@
               </wp:inline>
             </w:drawing>
           </mc:Choice>
-          <mc:Fallback xmlns:w16sdtfl="http://schemas.microsoft.com/office/word/2024/wordml/sdtformatlock" xmlns:w16du="http://schemas.microsoft.com/office/word/2023/wordml/word16du" xmlns:oel="http://schemas.microsoft.com/office/2019/extlst">
+          <mc:Fallback xmlns:oel="http://schemas.microsoft.com/office/2019/extlst" xmlns:w16du="http://schemas.microsoft.com/office/word/2023/wordml/word16du" xmlns:w16sdtfl="http://schemas.microsoft.com/office/word/2024/wordml/sdtformatlock">
             <w:pict>
               <v:group w14:anchorId="66655143" id="Group 10" o:spid="_x0000_s1026" style="width:456.55pt;height:2.2pt;mso-position-horizontal-relative:char;mso-position-vertical-relative:line" coordsize="57981,279" o:gfxdata="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">
                 <v:shape id="Graphic 11" o:spid="_x0000_s1027" style="position:absolute;width:57981;height:279;visibility:visible;mso-wrap-style:square;v-text-anchor:top" coordsize="5798185,27940" o:gfxdata="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" path="m5798184,l,,,27432r5798184,l5798184,xe" fillcolor="black" stroked="f">
@@ -27885,45 +28106,39 @@
         <w:rPr>
           <w:rStyle w:val="Heading1Char"/>
         </w:rPr>
-        <w:t xml:space="preserve">CHAPITRE 3 : </w:t>
+        <w:t xml:space="preserve">CHAPITRE </w:t>
       </w:r>
       <w:r>
         <w:rPr>
           <w:rStyle w:val="Heading1Char"/>
         </w:rPr>
-        <w:t>Implémentation et validation de</w:t>
-      </w:r>
+        <w:t>4</w:t>
+      </w:r>
+      <w:r>
+        <w:rPr>
+          <w:rStyle w:val="Heading1Char"/>
+        </w:rPr>
+        <w:t xml:space="preserve"> : </w:t>
+      </w:r>
+      <w:r>
+        <w:rPr>
+          <w:rStyle w:val="Heading1Char"/>
+        </w:rPr>
+        <w:t>Réali</w:t>
+      </w:r>
+      <w:r>
+        <w:rPr>
+          <w:rStyle w:val="Heading1Char"/>
+        </w:rPr>
+        <w:t>sation</w:t>
+      </w:r>
+      <w:bookmarkStart w:id="165" w:name="_Toc232736158"/>
       <w:bookmarkEnd w:id="163"/>
       <w:r>
         <w:rPr>
           <w:rStyle w:val="Heading1Char"/>
         </w:rPr>
-        <w:t xml:space="preserve"> </w:t>
-      </w:r>
-      <w:bookmarkStart w:id="165" w:name="_Toc232736158"/>
-      <w:r>
-        <w:rPr>
-          <w:rStyle w:val="Heading1Char"/>
-        </w:rPr>
-        <w:t>l</w:t>
-      </w:r>
-      <w:r>
-        <w:rPr>
-          <w:rStyle w:val="Heading1Char"/>
-        </w:rPr>
-        <w:t>a</w:t>
-      </w:r>
-      <w:r>
-        <w:rPr>
-          <w:rStyle w:val="Heading1Char"/>
-        </w:rPr>
-        <w:t xml:space="preserve"> </w:t>
-      </w:r>
-      <w:r>
-        <w:rPr>
-          <w:rStyle w:val="Heading1Char"/>
-        </w:rPr>
-        <w:t xml:space="preserve">solution </w:t>
+        <w:t xml:space="preserve"> du projet</w:t>
       </w:r>
       <w:r>
         <w:rPr>
@@ -28005,7 +28220,7 @@
               </wp:inline>
             </w:drawing>
           </mc:Choice>
-          <mc:Fallback xmlns:w16sdtfl="http://schemas.microsoft.com/office/word/2024/wordml/sdtformatlock" xmlns:w16du="http://schemas.microsoft.com/office/word/2023/wordml/word16du" xmlns:oel="http://schemas.microsoft.com/office/2019/extlst">
+          <mc:Fallback xmlns:oel="http://schemas.microsoft.com/office/2019/extlst" xmlns:w16du="http://schemas.microsoft.com/office/word/2023/wordml/word16du" xmlns:w16sdtfl="http://schemas.microsoft.com/office/word/2024/wordml/sdtformatlock">
             <w:pict>
               <v:group w14:anchorId="7C748C77" id="Group 10" o:spid="_x0000_s1026" style="width:456.55pt;height:2.2pt;mso-position-horizontal-relative:char;mso-position-vertical-relative:line" coordsize="57981,279" o:gfxdata="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">
                 <v:shape id="Graphic 11" o:spid="_x0000_s1027" style="position:absolute;width:57981;height:279;visibility:visible;mso-wrap-style:square;v-text-anchor:top" coordsize="5798185,27940" o:gfxdata="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" path="m5798184,l,,,27432r5798184,l5798184,xe" fillcolor="black" stroked="f">
@@ -28023,6 +28238,142 @@
     <w:p/>
     <w:p>
       <w:pPr>
+        <w:pStyle w:val="text"/>
+        <w:rPr>
+          <w:lang w:val="fr-FR"/>
+        </w:rPr>
+      </w:pPr>
+      <w:r>
+        <w:rPr>
+          <w:lang w:val="fr-FR"/>
+        </w:rPr>
+        <w:t>Ce chapitre traite de la mise en œuvre du projet. Il débute par la présentation des</w:t>
+      </w:r>
+      <w:r>
+        <w:rPr>
+          <w:lang w:val="fr-FR"/>
+        </w:rPr>
+        <w:t xml:space="preserve"> </w:t>
+      </w:r>
+      <w:r>
+        <w:rPr>
+          <w:lang w:val="fr-FR"/>
+        </w:rPr>
+        <w:t>outils mobilisés, tant pour le développement que pour la gestion de projet. Il enchaîne ensuite</w:t>
+      </w:r>
+      <w:r>
+        <w:rPr>
+          <w:lang w:val="fr-FR"/>
+        </w:rPr>
+        <w:t xml:space="preserve"> </w:t>
+      </w:r>
+      <w:r>
+        <w:rPr>
+          <w:lang w:val="fr-FR"/>
+        </w:rPr>
+        <w:t>avec la description de l’architecture technique de la solution, puis détaille les différentes étapes</w:t>
+      </w:r>
+      <w:r>
+        <w:rPr>
+          <w:lang w:val="fr-FR"/>
+        </w:rPr>
+        <w:t xml:space="preserve"> </w:t>
+      </w:r>
+      <w:r>
+        <w:rPr>
+          <w:lang w:val="fr-FR"/>
+        </w:rPr>
+        <w:t>réalisées</w:t>
+      </w:r>
+      <w:r>
+        <w:rPr>
+          <w:lang w:val="fr-FR"/>
+        </w:rPr>
+        <w:t> </w:t>
+      </w:r>
+      <w:r>
+        <w:rPr>
+          <w:lang w:val="fr-FR"/>
+        </w:rPr>
+        <w:t xml:space="preserve">: </w:t>
+      </w:r>
+      <w:r>
+        <w:rPr>
+          <w:lang w:val="fr-FR"/>
+        </w:rPr>
+        <w:t xml:space="preserve">Backend, API, base de données, </w:t>
+      </w:r>
+      <w:proofErr w:type="spellStart"/>
+      <w:r>
+        <w:rPr>
+          <w:lang w:val="fr-FR"/>
+        </w:rPr>
+        <w:t>FrontEnd</w:t>
+      </w:r>
+      <w:proofErr w:type="spellEnd"/>
+      <w:r>
+        <w:rPr>
+          <w:lang w:val="fr-FR"/>
+        </w:rPr>
+        <w:t>.</w:t>
+      </w:r>
+    </w:p>
+    <w:p>
+      <w:pPr>
+        <w:widowControl w:val="0"/>
+        <w:autoSpaceDE w:val="0"/>
+        <w:autoSpaceDN w:val="0"/>
+        <w:spacing w:after="0" w:line="240" w:lineRule="auto"/>
+        <w:ind w:left="1066" w:right="1207"/>
+        <w:outlineLvl w:val="1"/>
+        <w:rPr>
+          <w:rFonts w:ascii="Times New Roman" w:eastAsia="Times New Roman" w:hAnsi="Times New Roman" w:cs="Times New Roman"/>
+          <w:b/>
+          <w:bCs/>
+          <w:sz w:val="32"/>
+          <w:szCs w:val="32"/>
+        </w:rPr>
+      </w:pPr>
+      <w:r>
+        <w:rPr>
+          <w:rFonts w:ascii="Times New Roman" w:eastAsia="Times New Roman" w:hAnsi="Times New Roman" w:cs="Times New Roman"/>
+          <w:b/>
+          <w:bCs/>
+          <w:sz w:val="32"/>
+          <w:szCs w:val="32"/>
+        </w:rPr>
+        <w:t>Outils</w:t>
+      </w:r>
+    </w:p>
+    <w:p>
+      <w:pPr>
+        <w:widowControl w:val="0"/>
+        <w:autoSpaceDE w:val="0"/>
+        <w:autoSpaceDN w:val="0"/>
+        <w:spacing w:after="0" w:line="240" w:lineRule="auto"/>
+        <w:ind w:left="1066" w:right="1207"/>
+        <w:outlineLvl w:val="1"/>
+        <w:rPr>
+          <w:rFonts w:ascii="Times New Roman" w:eastAsia="Times New Roman" w:hAnsi="Times New Roman" w:cs="Times New Roman"/>
+          <w:b/>
+          <w:bCs/>
+          <w:sz w:val="32"/>
+          <w:szCs w:val="32"/>
+        </w:rPr>
+      </w:pPr>
+      <w:r>
+        <w:rPr>
+          <w:rFonts w:ascii="Times New Roman" w:eastAsia="Times New Roman" w:hAnsi="Times New Roman" w:cs="Times New Roman"/>
+          <w:b/>
+          <w:bCs/>
+          <w:sz w:val="32"/>
+          <w:szCs w:val="32"/>
+        </w:rPr>
+        <w:t>Mise en Œuvre</w:t>
+      </w:r>
+    </w:p>
+    <w:p>
+      <w:pPr>
         <w:widowControl w:val="0"/>
         <w:autoSpaceDE w:val="0"/>
         <w:autoSpaceDN w:val="0"/>
@@ -28030,6 +28381,447 @@
         <w:ind w:left="1066" w:right="1207"/>
         <w:jc w:val="center"/>
         <w:outlineLvl w:val="1"/>
+      </w:pPr>
+      <w:r>
+        <w:br w:type="page"/>
+      </w:r>
+      <w:bookmarkStart w:id="166" w:name="_Toc201168320"/>
+      <w:bookmarkStart w:id="167" w:name="_Toc232736159"/>
+    </w:p>
+    <w:p>
+      <w:pPr>
+        <w:widowControl w:val="0"/>
+        <w:autoSpaceDE w:val="0"/>
+        <w:autoSpaceDN w:val="0"/>
+        <w:spacing w:after="0" w:line="240" w:lineRule="auto"/>
+        <w:ind w:left="1066" w:right="1207"/>
+        <w:jc w:val="center"/>
+        <w:outlineLvl w:val="1"/>
+      </w:pPr>
+      <w:r>
+        <w:lastRenderedPageBreak/>
+        <w:drawing>
+          <wp:anchor distT="0" distB="0" distL="114300" distR="114300" simplePos="0" relativeHeight="251674624" behindDoc="0" locked="0" layoutInCell="1" allowOverlap="1" wp14:anchorId="10339E60" wp14:editId="274F72E9">
+            <wp:simplePos x="0" y="0"/>
+            <wp:positionH relativeFrom="column">
+              <wp:posOffset>0</wp:posOffset>
+            </wp:positionH>
+            <wp:positionV relativeFrom="paragraph">
+              <wp:posOffset>164465</wp:posOffset>
+            </wp:positionV>
+            <wp:extent cx="7113270" cy="2478405"/>
+            <wp:effectExtent l="0" t="0" r="0" b="0"/>
+            <wp:wrapTopAndBottom/>
+            <wp:docPr id="27" name="Picture 27"/>
+            <wp:cNvGraphicFramePr>
+              <a:graphicFrameLocks xmlns:a="http://schemas.openxmlformats.org/drawingml/2006/main" noChangeAspect="1"/>
+            </wp:cNvGraphicFramePr>
+            <a:graphic xmlns:a="http://schemas.openxmlformats.org/drawingml/2006/main">
+              <a:graphicData uri="http://schemas.openxmlformats.org/drawingml/2006/picture">
+                <pic:pic xmlns:pic="http://schemas.openxmlformats.org/drawingml/2006/picture">
+                  <pic:nvPicPr>
+                    <pic:cNvPr id="1" name=""/>
+                    <pic:cNvPicPr/>
+                  </pic:nvPicPr>
+                  <pic:blipFill>
+                    <a:blip r:embed="rId49"/>
+                    <a:stretch>
+                      <a:fillRect/>
+                    </a:stretch>
+                  </pic:blipFill>
+                  <pic:spPr>
+                    <a:xfrm>
+                      <a:off x="0" y="0"/>
+                      <a:ext cx="7113270" cy="2478405"/>
+                    </a:xfrm>
+                    <a:prstGeom prst="rect">
+                      <a:avLst/>
+                    </a:prstGeom>
+                  </pic:spPr>
+                </pic:pic>
+              </a:graphicData>
+            </a:graphic>
+          </wp:anchor>
+        </w:drawing>
+      </w:r>
+    </w:p>
+    <w:p>
+      <w:pPr>
+        <w:widowControl w:val="0"/>
+        <w:autoSpaceDE w:val="0"/>
+        <w:autoSpaceDN w:val="0"/>
+        <w:spacing w:after="0" w:line="240" w:lineRule="auto"/>
+        <w:ind w:left="1066" w:right="1207"/>
+        <w:jc w:val="center"/>
+        <w:outlineLvl w:val="1"/>
+      </w:pPr>
+      <w:r>
+        <w:drawing>
+          <wp:anchor distT="0" distB="0" distL="114300" distR="114300" simplePos="0" relativeHeight="251678720" behindDoc="0" locked="0" layoutInCell="1" allowOverlap="1" wp14:anchorId="1E837838" wp14:editId="34A7B01F">
+            <wp:simplePos x="0" y="0"/>
+            <wp:positionH relativeFrom="column">
+              <wp:posOffset>0</wp:posOffset>
+            </wp:positionH>
+            <wp:positionV relativeFrom="paragraph">
+              <wp:posOffset>164465</wp:posOffset>
+            </wp:positionV>
+            <wp:extent cx="7113270" cy="1587500"/>
+            <wp:effectExtent l="0" t="0" r="0" b="0"/>
+            <wp:wrapTopAndBottom/>
+            <wp:docPr id="29" name="Picture 29"/>
+            <wp:cNvGraphicFramePr>
+              <a:graphicFrameLocks xmlns:a="http://schemas.openxmlformats.org/drawingml/2006/main" noChangeAspect="1"/>
+            </wp:cNvGraphicFramePr>
+            <a:graphic xmlns:a="http://schemas.openxmlformats.org/drawingml/2006/main">
+              <a:graphicData uri="http://schemas.openxmlformats.org/drawingml/2006/picture">
+                <pic:pic xmlns:pic="http://schemas.openxmlformats.org/drawingml/2006/picture">
+                  <pic:nvPicPr>
+                    <pic:cNvPr id="1" name=""/>
+                    <pic:cNvPicPr/>
+                  </pic:nvPicPr>
+                  <pic:blipFill>
+                    <a:blip r:embed="rId50"/>
+                    <a:stretch>
+                      <a:fillRect/>
+                    </a:stretch>
+                  </pic:blipFill>
+                  <pic:spPr>
+                    <a:xfrm>
+                      <a:off x="0" y="0"/>
+                      <a:ext cx="7113270" cy="1587500"/>
+                    </a:xfrm>
+                    <a:prstGeom prst="rect">
+                      <a:avLst/>
+                    </a:prstGeom>
+                  </pic:spPr>
+                </pic:pic>
+              </a:graphicData>
+            </a:graphic>
+          </wp:anchor>
+        </w:drawing>
+      </w:r>
+    </w:p>
+    <w:p>
+      <w:pPr>
+        <w:widowControl w:val="0"/>
+        <w:autoSpaceDE w:val="0"/>
+        <w:autoSpaceDN w:val="0"/>
+        <w:spacing w:after="0" w:line="240" w:lineRule="auto"/>
+        <w:ind w:left="1066" w:right="1207"/>
+        <w:jc w:val="center"/>
+        <w:outlineLvl w:val="1"/>
+      </w:pPr>
+    </w:p>
+    <w:p>
+      <w:pPr>
+        <w:widowControl w:val="0"/>
+        <w:autoSpaceDE w:val="0"/>
+        <w:autoSpaceDN w:val="0"/>
+        <w:spacing w:after="0" w:line="240" w:lineRule="auto"/>
+        <w:ind w:left="1066" w:right="1207"/>
+        <w:jc w:val="center"/>
+        <w:outlineLvl w:val="1"/>
+      </w:pPr>
+      <w:r>
+        <w:drawing>
+          <wp:anchor distT="0" distB="0" distL="114300" distR="114300" simplePos="0" relativeHeight="251676672" behindDoc="0" locked="0" layoutInCell="1" allowOverlap="1" wp14:anchorId="003067F4" wp14:editId="5C10B855">
+            <wp:simplePos x="0" y="0"/>
+            <wp:positionH relativeFrom="column">
+              <wp:posOffset>0</wp:posOffset>
+            </wp:positionH>
+            <wp:positionV relativeFrom="paragraph">
+              <wp:posOffset>170815</wp:posOffset>
+            </wp:positionV>
+            <wp:extent cx="7113270" cy="1233805"/>
+            <wp:effectExtent l="0" t="0" r="0" b="4445"/>
+            <wp:wrapTopAndBottom/>
+            <wp:docPr id="28" name="Picture 28"/>
+            <wp:cNvGraphicFramePr>
+              <a:graphicFrameLocks xmlns:a="http://schemas.openxmlformats.org/drawingml/2006/main" noChangeAspect="1"/>
+            </wp:cNvGraphicFramePr>
+            <a:graphic xmlns:a="http://schemas.openxmlformats.org/drawingml/2006/main">
+              <a:graphicData uri="http://schemas.openxmlformats.org/drawingml/2006/picture">
+                <pic:pic xmlns:pic="http://schemas.openxmlformats.org/drawingml/2006/picture">
+                  <pic:nvPicPr>
+                    <pic:cNvPr id="1" name=""/>
+                    <pic:cNvPicPr/>
+                  </pic:nvPicPr>
+                  <pic:blipFill>
+                    <a:blip r:embed="rId51"/>
+                    <a:stretch>
+                      <a:fillRect/>
+                    </a:stretch>
+                  </pic:blipFill>
+                  <pic:spPr>
+                    <a:xfrm>
+                      <a:off x="0" y="0"/>
+                      <a:ext cx="7113270" cy="1233805"/>
+                    </a:xfrm>
+                    <a:prstGeom prst="rect">
+                      <a:avLst/>
+                    </a:prstGeom>
+                  </pic:spPr>
+                </pic:pic>
+              </a:graphicData>
+            </a:graphic>
+          </wp:anchor>
+        </w:drawing>
+      </w:r>
+    </w:p>
+    <w:p>
+      <w:pPr>
+        <w:widowControl w:val="0"/>
+        <w:autoSpaceDE w:val="0"/>
+        <w:autoSpaceDN w:val="0"/>
+        <w:spacing w:after="0" w:line="240" w:lineRule="auto"/>
+        <w:ind w:left="1066" w:right="1207"/>
+        <w:jc w:val="center"/>
+        <w:outlineLvl w:val="1"/>
+      </w:pPr>
+    </w:p>
+    <w:p>
+      <w:pPr>
+        <w:widowControl w:val="0"/>
+        <w:autoSpaceDE w:val="0"/>
+        <w:autoSpaceDN w:val="0"/>
+        <w:spacing w:after="0" w:line="240" w:lineRule="auto"/>
+        <w:ind w:left="1066" w:right="1207"/>
+        <w:jc w:val="center"/>
+        <w:outlineLvl w:val="1"/>
+      </w:pPr>
+      <w:r>
+        <w:drawing>
+          <wp:anchor distT="0" distB="0" distL="114300" distR="114300" simplePos="0" relativeHeight="251680768" behindDoc="0" locked="0" layoutInCell="1" allowOverlap="1" wp14:anchorId="123E7367" wp14:editId="00DDE21B">
+            <wp:simplePos x="0" y="0"/>
+            <wp:positionH relativeFrom="column">
+              <wp:posOffset>0</wp:posOffset>
+            </wp:positionH>
+            <wp:positionV relativeFrom="paragraph">
+              <wp:posOffset>171450</wp:posOffset>
+            </wp:positionV>
+            <wp:extent cx="7113270" cy="1597025"/>
+            <wp:effectExtent l="0" t="0" r="0" b="3175"/>
+            <wp:wrapTopAndBottom/>
+            <wp:docPr id="30" name="Picture 30"/>
+            <wp:cNvGraphicFramePr>
+              <a:graphicFrameLocks xmlns:a="http://schemas.openxmlformats.org/drawingml/2006/main" noChangeAspect="1"/>
+            </wp:cNvGraphicFramePr>
+            <a:graphic xmlns:a="http://schemas.openxmlformats.org/drawingml/2006/main">
+              <a:graphicData uri="http://schemas.openxmlformats.org/drawingml/2006/picture">
+                <pic:pic xmlns:pic="http://schemas.openxmlformats.org/drawingml/2006/picture">
+                  <pic:nvPicPr>
+                    <pic:cNvPr id="1" name=""/>
+                    <pic:cNvPicPr/>
+                  </pic:nvPicPr>
+                  <pic:blipFill>
+                    <a:blip r:embed="rId52"/>
+                    <a:stretch>
+                      <a:fillRect/>
+                    </a:stretch>
+                  </pic:blipFill>
+                  <pic:spPr>
+                    <a:xfrm>
+                      <a:off x="0" y="0"/>
+                      <a:ext cx="7113270" cy="1597025"/>
+                    </a:xfrm>
+                    <a:prstGeom prst="rect">
+                      <a:avLst/>
+                    </a:prstGeom>
+                  </pic:spPr>
+                </pic:pic>
+              </a:graphicData>
+            </a:graphic>
+          </wp:anchor>
+        </w:drawing>
+      </w:r>
+    </w:p>
+    <w:p>
+      <w:pPr>
+        <w:widowControl w:val="0"/>
+        <w:autoSpaceDE w:val="0"/>
+        <w:autoSpaceDN w:val="0"/>
+        <w:spacing w:after="0" w:line="240" w:lineRule="auto"/>
+        <w:ind w:left="1066" w:right="1207"/>
+        <w:jc w:val="center"/>
+        <w:outlineLvl w:val="1"/>
+      </w:pPr>
+    </w:p>
+    <w:p>
+      <w:pPr>
+        <w:widowControl w:val="0"/>
+        <w:autoSpaceDE w:val="0"/>
+        <w:autoSpaceDN w:val="0"/>
+        <w:spacing w:after="0" w:line="240" w:lineRule="auto"/>
+        <w:ind w:left="1066" w:right="1207"/>
+        <w:jc w:val="center"/>
+        <w:outlineLvl w:val="1"/>
+      </w:pPr>
+    </w:p>
+    <w:p>
+      <w:pPr>
+        <w:widowControl w:val="0"/>
+        <w:autoSpaceDE w:val="0"/>
+        <w:autoSpaceDN w:val="0"/>
+        <w:spacing w:after="0" w:line="240" w:lineRule="auto"/>
+        <w:ind w:left="1066" w:right="1207"/>
+        <w:jc w:val="center"/>
+        <w:outlineLvl w:val="1"/>
+      </w:pPr>
+    </w:p>
+    <w:p>
+      <w:pPr>
+        <w:widowControl w:val="0"/>
+        <w:autoSpaceDE w:val="0"/>
+        <w:autoSpaceDN w:val="0"/>
+        <w:spacing w:after="0" w:line="240" w:lineRule="auto"/>
+        <w:ind w:left="1066" w:right="1207"/>
+        <w:jc w:val="center"/>
+        <w:outlineLvl w:val="1"/>
+      </w:pPr>
+    </w:p>
+    <w:p>
+      <w:pPr>
+        <w:widowControl w:val="0"/>
+        <w:autoSpaceDE w:val="0"/>
+        <w:autoSpaceDN w:val="0"/>
+        <w:spacing w:after="0" w:line="240" w:lineRule="auto"/>
+        <w:ind w:left="1066" w:right="1207"/>
+        <w:jc w:val="center"/>
+        <w:outlineLvl w:val="1"/>
+      </w:pPr>
+      <w:r>
+        <w:drawing>
+          <wp:anchor distT="0" distB="0" distL="114300" distR="114300" simplePos="0" relativeHeight="251682816" behindDoc="0" locked="0" layoutInCell="1" allowOverlap="1" wp14:anchorId="685D2B72" wp14:editId="5958B032">
+            <wp:simplePos x="0" y="0"/>
+            <wp:positionH relativeFrom="column">
+              <wp:posOffset>0</wp:posOffset>
+            </wp:positionH>
+            <wp:positionV relativeFrom="paragraph">
+              <wp:posOffset>170815</wp:posOffset>
+            </wp:positionV>
+            <wp:extent cx="7113270" cy="1447165"/>
+            <wp:effectExtent l="0" t="0" r="0" b="635"/>
+            <wp:wrapTopAndBottom/>
+            <wp:docPr id="33" name="Picture 33"/>
+            <wp:cNvGraphicFramePr>
+              <a:graphicFrameLocks xmlns:a="http://schemas.openxmlformats.org/drawingml/2006/main" noChangeAspect="1"/>
+            </wp:cNvGraphicFramePr>
+            <a:graphic xmlns:a="http://schemas.openxmlformats.org/drawingml/2006/main">
+              <a:graphicData uri="http://schemas.openxmlformats.org/drawingml/2006/picture">
+                <pic:pic xmlns:pic="http://schemas.openxmlformats.org/drawingml/2006/picture">
+                  <pic:nvPicPr>
+                    <pic:cNvPr id="1" name=""/>
+                    <pic:cNvPicPr/>
+                  </pic:nvPicPr>
+                  <pic:blipFill>
+                    <a:blip r:embed="rId53"/>
+                    <a:stretch>
+                      <a:fillRect/>
+                    </a:stretch>
+                  </pic:blipFill>
+                  <pic:spPr>
+                    <a:xfrm>
+                      <a:off x="0" y="0"/>
+                      <a:ext cx="7113270" cy="1447165"/>
+                    </a:xfrm>
+                    <a:prstGeom prst="rect">
+                      <a:avLst/>
+                    </a:prstGeom>
+                  </pic:spPr>
+                </pic:pic>
+              </a:graphicData>
+            </a:graphic>
+          </wp:anchor>
+        </w:drawing>
+      </w:r>
+    </w:p>
+    <w:p>
+      <w:pPr>
+        <w:widowControl w:val="0"/>
+        <w:autoSpaceDE w:val="0"/>
+        <w:autoSpaceDN w:val="0"/>
+        <w:spacing w:after="0" w:line="240" w:lineRule="auto"/>
+        <w:ind w:left="1066" w:right="1207"/>
+        <w:jc w:val="center"/>
+        <w:outlineLvl w:val="1"/>
+      </w:pPr>
+    </w:p>
+    <w:p>
+      <w:pPr>
+        <w:widowControl w:val="0"/>
+        <w:autoSpaceDE w:val="0"/>
+        <w:autoSpaceDN w:val="0"/>
+        <w:spacing w:after="0" w:line="240" w:lineRule="auto"/>
+        <w:ind w:left="1066" w:right="1207"/>
+        <w:jc w:val="center"/>
+        <w:outlineLvl w:val="1"/>
+      </w:pPr>
+    </w:p>
+    <w:p>
+      <w:pPr>
+        <w:widowControl w:val="0"/>
+        <w:autoSpaceDE w:val="0"/>
+        <w:autoSpaceDN w:val="0"/>
+        <w:spacing w:after="0" w:line="240" w:lineRule="auto"/>
+        <w:ind w:left="1066" w:right="1207"/>
+        <w:jc w:val="center"/>
+        <w:outlineLvl w:val="1"/>
+      </w:pPr>
+      <w:r>
+        <w:drawing>
+          <wp:anchor distT="0" distB="0" distL="114300" distR="114300" simplePos="0" relativeHeight="251684864" behindDoc="0" locked="0" layoutInCell="1" allowOverlap="1" wp14:anchorId="3F8BD7A9" wp14:editId="72DD5784">
+            <wp:simplePos x="0" y="0"/>
+            <wp:positionH relativeFrom="column">
+              <wp:posOffset>0</wp:posOffset>
+            </wp:positionH>
+            <wp:positionV relativeFrom="paragraph">
+              <wp:posOffset>171450</wp:posOffset>
+            </wp:positionV>
+            <wp:extent cx="5035809" cy="2228965"/>
+            <wp:effectExtent l="0" t="0" r="0" b="0"/>
+            <wp:wrapTopAndBottom/>
+            <wp:docPr id="34" name="Picture 34"/>
+            <wp:cNvGraphicFramePr>
+              <a:graphicFrameLocks xmlns:a="http://schemas.openxmlformats.org/drawingml/2006/main" noChangeAspect="1"/>
+            </wp:cNvGraphicFramePr>
+            <a:graphic xmlns:a="http://schemas.openxmlformats.org/drawingml/2006/main">
+              <a:graphicData uri="http://schemas.openxmlformats.org/drawingml/2006/picture">
+                <pic:pic xmlns:pic="http://schemas.openxmlformats.org/drawingml/2006/picture">
+                  <pic:nvPicPr>
+                    <pic:cNvPr id="1" name=""/>
+                    <pic:cNvPicPr/>
+                  </pic:nvPicPr>
+                  <pic:blipFill>
+                    <a:blip r:embed="rId54"/>
+                    <a:stretch>
+                      <a:fillRect/>
+                    </a:stretch>
+                  </pic:blipFill>
+                  <pic:spPr>
+                    <a:xfrm>
+                      <a:off x="0" y="0"/>
+                      <a:ext cx="5035809" cy="2228965"/>
+                    </a:xfrm>
+                    <a:prstGeom prst="rect">
+                      <a:avLst/>
+                    </a:prstGeom>
+                  </pic:spPr>
+                </pic:pic>
+              </a:graphicData>
+            </a:graphic>
+          </wp:anchor>
+        </w:drawing>
+      </w:r>
+    </w:p>
+    <w:p>
+      <w:pPr>
+        <w:widowControl w:val="0"/>
+        <w:autoSpaceDE w:val="0"/>
+        <w:autoSpaceDN w:val="0"/>
+        <w:spacing w:after="0" w:line="240" w:lineRule="auto"/>
+        <w:ind w:left="1066" w:right="1207"/>
+        <w:jc w:val="center"/>
+        <w:outlineLvl w:val="1"/>
         <w:rPr>
           <w:rFonts w:ascii="Times New Roman" w:eastAsia="Times New Roman" w:hAnsi="Times New Roman" w:cs="Times New Roman"/>
           <w:b/>
@@ -28038,12 +28830,16 @@
           <w:szCs w:val="32"/>
         </w:rPr>
       </w:pPr>
-      <w:r>
-        <w:br w:type="page"/>
-      </w:r>
-      <w:bookmarkStart w:id="166" w:name="_Toc201168320"/>
-      <w:bookmarkStart w:id="167" w:name="_Toc232736159"/>
-      <w:r>
+    </w:p>
+    <w:p>
+      <w:pPr>
+        <w:widowControl w:val="0"/>
+        <w:autoSpaceDE w:val="0"/>
+        <w:autoSpaceDN w:val="0"/>
+        <w:spacing w:after="0" w:line="240" w:lineRule="auto"/>
+        <w:ind w:left="1066" w:right="1207"/>
+        <w:jc w:val="center"/>
+        <w:outlineLvl w:val="1"/>
         <w:rPr>
           <w:rFonts w:ascii="Times New Roman" w:eastAsia="Times New Roman" w:hAnsi="Times New Roman" w:cs="Times New Roman"/>
           <w:b/>
@@ -28051,7 +28847,121 @@
           <w:sz w:val="32"/>
           <w:szCs w:val="32"/>
         </w:rPr>
-        <w:lastRenderedPageBreak/>
+      </w:pPr>
+      <w:r>
+        <w:rPr>
+          <w:rFonts w:ascii="Times New Roman" w:eastAsia="Times New Roman" w:hAnsi="Times New Roman" w:cs="Times New Roman"/>
+          <w:b/>
+          <w:bCs/>
+          <w:sz w:val="32"/>
+          <w:szCs w:val="32"/>
+        </w:rPr>
+        <w:drawing>
+          <wp:anchor distT="0" distB="0" distL="114300" distR="114300" simplePos="0" relativeHeight="251686912" behindDoc="0" locked="0" layoutInCell="1" allowOverlap="1" wp14:anchorId="752A0AD7" wp14:editId="68EEDE6D">
+            <wp:simplePos x="0" y="0"/>
+            <wp:positionH relativeFrom="column">
+              <wp:posOffset>0</wp:posOffset>
+            </wp:positionH>
+            <wp:positionV relativeFrom="paragraph">
+              <wp:posOffset>234315</wp:posOffset>
+            </wp:positionV>
+            <wp:extent cx="7113270" cy="1361440"/>
+            <wp:effectExtent l="0" t="0" r="0" b="0"/>
+            <wp:wrapTopAndBottom/>
+            <wp:docPr id="35" name="Picture 35"/>
+            <wp:cNvGraphicFramePr>
+              <a:graphicFrameLocks xmlns:a="http://schemas.openxmlformats.org/drawingml/2006/main" noChangeAspect="1"/>
+            </wp:cNvGraphicFramePr>
+            <a:graphic xmlns:a="http://schemas.openxmlformats.org/drawingml/2006/main">
+              <a:graphicData uri="http://schemas.openxmlformats.org/drawingml/2006/picture">
+                <pic:pic xmlns:pic="http://schemas.openxmlformats.org/drawingml/2006/picture">
+                  <pic:nvPicPr>
+                    <pic:cNvPr id="1" name=""/>
+                    <pic:cNvPicPr/>
+                  </pic:nvPicPr>
+                  <pic:blipFill>
+                    <a:blip r:embed="rId55"/>
+                    <a:stretch>
+                      <a:fillRect/>
+                    </a:stretch>
+                  </pic:blipFill>
+                  <pic:spPr>
+                    <a:xfrm>
+                      <a:off x="0" y="0"/>
+                      <a:ext cx="7113270" cy="1361440"/>
+                    </a:xfrm>
+                    <a:prstGeom prst="rect">
+                      <a:avLst/>
+                    </a:prstGeom>
+                  </pic:spPr>
+                </pic:pic>
+              </a:graphicData>
+            </a:graphic>
+          </wp:anchor>
+        </w:drawing>
+      </w:r>
+    </w:p>
+    <w:p>
+      <w:pPr>
+        <w:widowControl w:val="0"/>
+        <w:autoSpaceDE w:val="0"/>
+        <w:autoSpaceDN w:val="0"/>
+        <w:spacing w:after="0" w:line="240" w:lineRule="auto"/>
+        <w:ind w:left="1066" w:right="1207"/>
+        <w:jc w:val="center"/>
+        <w:outlineLvl w:val="1"/>
+        <w:rPr>
+          <w:rFonts w:ascii="Times New Roman" w:eastAsia="Times New Roman" w:hAnsi="Times New Roman" w:cs="Times New Roman"/>
+          <w:b/>
+          <w:bCs/>
+          <w:sz w:val="32"/>
+          <w:szCs w:val="32"/>
+        </w:rPr>
+      </w:pPr>
+    </w:p>
+    <w:p>
+      <w:pPr>
+        <w:widowControl w:val="0"/>
+        <w:autoSpaceDE w:val="0"/>
+        <w:autoSpaceDN w:val="0"/>
+        <w:spacing w:after="0" w:line="240" w:lineRule="auto"/>
+        <w:ind w:left="1066" w:right="1207"/>
+        <w:jc w:val="center"/>
+        <w:outlineLvl w:val="1"/>
+        <w:rPr>
+          <w:rFonts w:ascii="Times New Roman" w:eastAsia="Times New Roman" w:hAnsi="Times New Roman" w:cs="Times New Roman"/>
+          <w:b/>
+          <w:bCs/>
+          <w:sz w:val="32"/>
+          <w:szCs w:val="32"/>
+        </w:rPr>
+      </w:pPr>
+    </w:p>
+    <w:p>
+      <w:pPr>
+        <w:widowControl w:val="0"/>
+        <w:autoSpaceDE w:val="0"/>
+        <w:autoSpaceDN w:val="0"/>
+        <w:spacing w:after="0" w:line="240" w:lineRule="auto"/>
+        <w:ind w:left="1066" w:right="1207"/>
+        <w:jc w:val="center"/>
+        <w:outlineLvl w:val="1"/>
+        <w:rPr>
+          <w:rFonts w:ascii="Times New Roman" w:eastAsia="Times New Roman" w:hAnsi="Times New Roman" w:cs="Times New Roman"/>
+          <w:b/>
+          <w:bCs/>
+          <w:sz w:val="32"/>
+          <w:szCs w:val="32"/>
+        </w:rPr>
+      </w:pPr>
+      <w:r>
+        <w:rPr>
+          <w:rFonts w:ascii="Times New Roman" w:eastAsia="Times New Roman" w:hAnsi="Times New Roman" w:cs="Times New Roman"/>
+          <w:b/>
+          <w:bCs/>
+          <w:sz w:val="32"/>
+          <w:szCs w:val="32"/>
+        </w:rPr>
         <w:t>Introduction</w:t>
       </w:r>
       <w:bookmarkEnd w:id="166"/>
@@ -28093,7 +29003,14 @@
         <w:rPr>
           <w:lang w:val="fr-FR"/>
         </w:rPr>
-        <w:t>L’objectif principal de ce projet est de concevoir et développer une plateforme web de gestion et de diffusion de contenus vidéo destinée au site officiel de la MAP. Cette solution interne vise à permettre l</w:t>
+        <w:t xml:space="preserve">L’objectif principal de ce projet est de concevoir et développer une plateforme web de gestion et de diffusion de contenus vidéo destinée au site officiel de la MAP. Cette solution interne vise à </w:t>
+      </w:r>
+      <w:r>
+        <w:rPr>
+          <w:lang w:val="fr-FR"/>
+        </w:rPr>
+        <w:lastRenderedPageBreak/>
+        <w:t>permettre l</w:t>
       </w:r>
       <w:r>
         <w:rPr>
@@ -28976,17 +29893,7 @@
                 <w:szCs w:val="24"/>
                 <w:lang w:val="fr-FR"/>
               </w:rPr>
-              <w:t xml:space="preserve">Transcodage des vidéos et conversion en formats </w:t>
-            </w:r>
-            <w:r>
-              <w:rPr>
-                <w:rFonts w:asciiTheme="majorBidi" w:hAnsiTheme="majorBidi" w:cstheme="majorBidi"/>
-                <w:sz w:val="24"/>
-                <w:szCs w:val="24"/>
-                <w:lang w:val="fr-FR"/>
-              </w:rPr>
-              <w:lastRenderedPageBreak/>
-              <w:t>compatibles streaming</w:t>
+              <w:t>Transcodage des vidéos et conversion en formats compatibles streaming</w:t>
             </w:r>
           </w:p>
         </w:tc>
@@ -29020,7 +29927,6 @@
                 <w:sz w:val="24"/>
                 <w:szCs w:val="24"/>
               </w:rPr>
-              <w:lastRenderedPageBreak/>
               <w:t>HLS (HTTP Live Streaming)</w:t>
             </w:r>
           </w:p>
@@ -29738,7 +30644,17 @@
                 <w:szCs w:val="24"/>
                 <w:lang w:val="fr-FR"/>
               </w:rPr>
-              <w:t>Développement d’une interface utilisateur dynamique, interactive et structurée, permettant la consommation de l’API backend et la gestion du catalogue vidéo</w:t>
+              <w:t xml:space="preserve">Développement d’une interface </w:t>
+            </w:r>
+            <w:r>
+              <w:rPr>
+                <w:rFonts w:asciiTheme="majorBidi" w:hAnsiTheme="majorBidi" w:cstheme="majorBidi"/>
+                <w:sz w:val="24"/>
+                <w:szCs w:val="24"/>
+                <w:lang w:val="fr-FR"/>
+              </w:rPr>
+              <w:lastRenderedPageBreak/>
+              <w:t>utilisateur dynamique, interactive et structurée, permettant la consommation de l’API backend et la gestion du catalogue vidéo</w:t>
             </w:r>
           </w:p>
         </w:tc>
@@ -29762,6 +30678,7 @@
           <w:i w:val="0"/>
           <w:iCs w:val="0"/>
         </w:rPr>
+        <w:lastRenderedPageBreak/>
         <w:t xml:space="preserve">Tableau </w:t>
       </w:r>
       <w:r>
@@ -29939,7 +30856,7 @@
                     <pic:cNvPicPr/>
                   </pic:nvPicPr>
                   <pic:blipFill>
-                    <a:blip r:embed="rId49"/>
+                    <a:blip r:embed="rId56"/>
                     <a:stretch>
                       <a:fillRect/>
                     </a:stretch>
@@ -30075,7 +30992,7 @@
                     <pic:cNvPicPr/>
                   </pic:nvPicPr>
                   <pic:blipFill>
-                    <a:blip r:embed="rId50" cstate="print">
+                    <a:blip r:embed="rId57" cstate="print">
                       <a:extLst>
                         <a:ext uri="{28A0092B-C50C-407E-A947-70E740481C1C}">
                           <a14:useLocalDpi xmlns:a14="http://schemas.microsoft.com/office/drawing/2010/main" val="0"/>
@@ -30160,7 +31077,7 @@
                     <pic:cNvPicPr/>
                   </pic:nvPicPr>
                   <pic:blipFill>
-                    <a:blip r:embed="rId51" cstate="print">
+                    <a:blip r:embed="rId58" cstate="print">
                       <a:extLst>
                         <a:ext uri="{28A0092B-C50C-407E-A947-70E740481C1C}">
                           <a14:useLocalDpi xmlns:a14="http://schemas.microsoft.com/office/drawing/2010/main" val="0"/>
@@ -30208,7 +31125,6 @@
         <w:rPr>
           <w:lang w:val="fr-FR"/>
         </w:rPr>
-        <w:lastRenderedPageBreak/>
         <w:t>SQL Server est le système de gestion de base de données utilisé pour stocker toutes les informations du projet, notamment les vidéos, les utilisateurs, les catégories et les métadonnées.</w:t>
       </w:r>
     </w:p>
@@ -30246,7 +31162,7 @@
                     <pic:cNvPicPr/>
                   </pic:nvPicPr>
                   <pic:blipFill>
-                    <a:blip r:embed="rId52" cstate="print">
+                    <a:blip r:embed="rId59" cstate="print">
                       <a:extLst>
                         <a:ext uri="{28A0092B-C50C-407E-A947-70E740481C1C}">
                           <a14:useLocalDpi xmlns:a14="http://schemas.microsoft.com/office/drawing/2010/main" val="0"/>
@@ -30377,6 +31293,7 @@
           <w:sz w:val="24"/>
           <w:szCs w:val="24"/>
         </w:rPr>
+        <w:lastRenderedPageBreak/>
         <w:drawing>
           <wp:inline distT="0" distB="0" distL="0" distR="0" wp14:anchorId="56359A64" wp14:editId="0044392C">
             <wp:extent cx="989351" cy="304800"/>
@@ -30393,7 +31310,7 @@
                     <pic:cNvPicPr/>
                   </pic:nvPicPr>
                   <pic:blipFill>
-                    <a:blip r:embed="rId53"/>
+                    <a:blip r:embed="rId60"/>
                     <a:stretch>
                       <a:fillRect/>
                     </a:stretch>
@@ -30517,7 +31434,7 @@
                     <pic:cNvPicPr/>
                   </pic:nvPicPr>
                   <pic:blipFill>
-                    <a:blip r:embed="rId54" cstate="print">
+                    <a:blip r:embed="rId61" cstate="print">
                       <a:extLst>
                         <a:ext uri="{28A0092B-C50C-407E-A947-70E740481C1C}">
                           <a14:useLocalDpi xmlns:a14="http://schemas.microsoft.com/office/drawing/2010/main" val="0"/>
@@ -30576,7 +31493,7 @@
                     <pic:cNvPicPr/>
                   </pic:nvPicPr>
                   <pic:blipFill>
-                    <a:blip r:embed="rId55" cstate="print">
+                    <a:blip r:embed="rId62" cstate="print">
                       <a:extLst>
                         <a:ext uri="{28A0092B-C50C-407E-A947-70E740481C1C}">
                           <a14:useLocalDpi xmlns:a14="http://schemas.microsoft.com/office/drawing/2010/main" val="0"/>
@@ -30678,7 +31595,7 @@
                     <pic:cNvPicPr/>
                   </pic:nvPicPr>
                   <pic:blipFill>
-                    <a:blip r:embed="rId56" cstate="print">
+                    <a:blip r:embed="rId63" cstate="print">
                       <a:extLst>
                         <a:ext uri="{28A0092B-C50C-407E-A947-70E740481C1C}">
                           <a14:useLocalDpi xmlns:a14="http://schemas.microsoft.com/office/drawing/2010/main" val="0"/>
@@ -30762,7 +31679,7 @@
                     <pic:cNvPicPr/>
                   </pic:nvPicPr>
                   <pic:blipFill>
-                    <a:blip r:embed="rId57" cstate="print">
+                    <a:blip r:embed="rId64" cstate="print">
                       <a:extLst>
                         <a:ext uri="{28A0092B-C50C-407E-A947-70E740481C1C}">
                           <a14:useLocalDpi xmlns:a14="http://schemas.microsoft.com/office/drawing/2010/main" val="0"/>
@@ -30842,7 +31759,6 @@
           <w:noProof/>
           <w:lang w:val="fr-FR"/>
         </w:rPr>
-        <w:lastRenderedPageBreak/>
         <w:drawing>
           <wp:inline distT="0" distB="0" distL="0" distR="0" wp14:anchorId="032ACBBA" wp14:editId="171FB29B">
             <wp:extent cx="668438" cy="671333"/>
@@ -30859,7 +31775,7 @@
                     <pic:cNvPicPr/>
                   </pic:nvPicPr>
                   <pic:blipFill>
-                    <a:blip r:embed="rId58"/>
+                    <a:blip r:embed="rId65"/>
                     <a:stretch>
                       <a:fillRect/>
                     </a:stretch>
@@ -30961,6 +31877,7 @@
           <w:sz w:val="24"/>
           <w:szCs w:val="24"/>
         </w:rPr>
+        <w:lastRenderedPageBreak/>
         <w:t xml:space="preserve">3.2 </w:t>
       </w:r>
       <w:r>
@@ -31933,6 +32850,7 @@
         <w:rPr>
           <w:lang w:val="fr-FR"/>
         </w:rPr>
+        <w:lastRenderedPageBreak/>
         <w:t xml:space="preserve">Catalogue vidéo </w:t>
       </w:r>
     </w:p>
@@ -31995,7 +32913,7 @@
       </w:pPr>
     </w:p>
     <w:sectPr>
-      <w:footerReference w:type="default" r:id="rId59"/>
+      <w:footerReference w:type="default" r:id="rId66"/>
       <w:pgSz w:w="11910" w:h="16840"/>
       <w:pgMar w:top="1565" w:right="283" w:bottom="1200" w:left="425" w:header="227" w:footer="1000" w:gutter="0"/>
       <w:cols w:space="720"/>
